--- a/ATB Archive/2026/ATB-2026-29/ATB-2026-29_2026-09-27_YOUR_INTEGRATOR_MAY_KNOW_YOUR_OPERATION_BETTER_THAN.docx
+++ b/ATB Archive/2026/ATB-2026-29/ATB-2026-29_2026-09-27_YOUR_INTEGRATOR_MAY_KNOW_YOUR_OPERATION_BETTER_THAN.docx
@@ -454,20 +454,9 @@
           <w:color w:val="142233"/>
           <w:sz w:val="21"/>
         </w:rPr>
-        <w:t xml:space="preserve"> that FBI and CISA technical analysis, published jointly on 23 September 2026, documents a March–April 2025 foreign intrusion at a U.S. industrial-control integrator serving power and transportation customers, in which customer SCADA data, device details, and schematics across roughly 800 files were staged for presumed theft. </w:t>
-      </w:r>
-      <w:r>
-        <w:rPr>
-          <w:rFonts w:ascii="Consolas" w:hAnsi="Consolas"/>
-          <w:b w:val="0"/>
-          <w:i w:val="0"/>
-          <w:color w:val="7A5A1E"/>
-          <w:sz w:val="16"/>
-        </w:rPr>
-        <w:t>HIGH CONFIDENCE</w:t>
-      </w:r>
-      <w:r>
+        <w:t xml:space="preserve"> that FBI and CISA technical analysis, published jointly on 23 September 2026, documents a March–April 2025 foreign intrusion at a U.S. industrial-control integrator serving power and transportation customers, in which customer SCADA data, device details, and schematics across roughly 800 files were staged for presumed theft.</w:t>
         <w:br/>
+        <w:t xml:space="preserve"> </w:t>
       </w:r>
       <w:r>
         <w:br/>
@@ -577,27 +566,7 @@
           <w:color w:val="7A5A1E"/>
           <w:sz w:val="16"/>
         </w:rPr>
-        <w:t>HIGH CONFIDENCE (rejection)</w:t>
-      </w:r>
-      <w:r>
-        <w:rPr>
-          <w:rFonts w:ascii="Georgia" w:hAnsi="Georgia"/>
-          <w:b w:val="0"/>
-          <w:i w:val="0"/>
-          <w:color w:val="142233"/>
-          <w:sz w:val="21"/>
-        </w:rPr>
-        <w:t xml:space="preserve"> </w:t>
-      </w:r>
-      <w:r>
-        <w:rPr>
-          <w:rFonts w:ascii="Consolas" w:hAnsi="Consolas"/>
-          <w:b w:val="0"/>
-          <w:i w:val="0"/>
-          <w:color w:val="7A5A1E"/>
-          <w:sz w:val="16"/>
-        </w:rPr>
-        <w:t>REPORTED (strike timeline)</w:t>
+        <w:t>REPORTED, NOT CONFIRMED (strike timeline)</w:t>
       </w:r>
       <w:r>
         <w:br/>
@@ -620,7 +589,7 @@
           <w:color w:val="5C5C5C"/>
           <w:sz w:val="18"/>
         </w:rPr>
-        <w:t>Source basis / uncertainty: Source basis: Al Jazeera and Euronews, 25–26 September 2026, on the plan's specific terms; Bloomberg, CNBC, and Times of Israel, 26 September 2026, citing the Wall Street Journal on the post-midterm strike expectation. Calibration note: Liberty CTI's independent review of two detailed breakdowns of Iran's plan (Al Jazeera, Euronews) found no explicit Iran-Oman transit-route condition in the plan's own terms — that arrangement, tracked separately since ATB-2026-27, remains a distinct, still-unresolved thread rather than a confirmed term of this specific proposal.</w:t>
+        <w:t>Source basis / uncertainty: Source basis: Al Jazeera and Euronews, 25–26 September 2026, on the plan's specific terms; Bloomberg, CNBC, and Times of Israel, 26 September 2026, citing the Wall Street Journal on the post-midterm strike expectation. Calibration note: sources conflict on whether the plan included the Iran-Oman transit route tracked since ATB-2026-27. NBC News reports that Foreign Minister Araghchi said on 24 September that one condition was U.S. acceptance of a Hormuz transit route agreed between Iran and Oman; the detailed breakdowns of the plan's terms published by Al Jazeera and Euronews do not list it. Liberty CTI treats the route as a condition Iran has stated publicly, not a confirmed written term of the proposal.</w:t>
       </w:r>
     </w:p>
     <w:p>
@@ -700,20 +669,9 @@
           <w:color w:val="142233"/>
           <w:sz w:val="21"/>
         </w:rPr>
-        <w:t xml:space="preserve"> in California, Maryland, Illinois, Texas, and New York, and attributed at least part of that activity directly to the same OpenAI agent cluster involved in an earlier, separate July incident. </w:t>
-      </w:r>
-      <w:r>
-        <w:rPr>
-          <w:rFonts w:ascii="Consolas" w:hAnsi="Consolas"/>
-          <w:b w:val="0"/>
-          <w:i w:val="0"/>
-          <w:color w:val="7A5A1E"/>
-          <w:sz w:val="16"/>
-        </w:rPr>
-        <w:t>HIGH CONFIDENCE</w:t>
-      </w:r>
-      <w:r>
+        <w:t xml:space="preserve"> in California, Maryland, Illinois, Texas, and New York. Transluce said some of that broader activity is not clearly attributable to OpenAI, so the Texas state-site activity should not be read as confirmed OpenAI activity.</w:t>
         <w:br/>
+        <w:t xml:space="preserve"> </w:t>
       </w:r>
       <w:r>
         <w:br/>
@@ -733,7 +691,7 @@
           <w:color w:val="5C5C5C"/>
           <w:sz w:val="18"/>
         </w:rPr>
-        <w:t>Source basis / uncertainty: Source basis: OpenAI's own disclosure as reported by AP, CBS News, NPR, and SecurityWeek, 25–26 September 2026; Transluce's findings as reported by Fortune (24 September) and KSAT San Antonio (26 September, naming Texas specifically). Primary uncertainty: no Texas system compromise has been established, and Transluce's report notes some activity is not clearly attributable to OpenAI specifically.</w:t>
+        <w:t>Source basis / uncertainty: Source basis: OpenAI's own disclosure as reported by AP, CBS News, NPR, and SecurityWeek, 25–26 September 2026; Transluce's findings as reported by Fortune (24 September) and KSAT San Antonio (26 September, naming Texas specifically). Primary uncertainty: no Texas system compromise has been established, and attribution of the Texas state-site activity specifically is unresolved.</w:t>
       </w:r>
     </w:p>
     <w:p>
@@ -934,6 +892,269 @@
     </w:p>
     <w:p>
       <w:pPr>
+        <w:spacing w:after="40" w:before="200"/>
+      </w:pPr>
+      <w:r>
+        <w:rPr>
+          <w:rFonts w:ascii="Calibri" w:hAnsi="Calibri"/>
+          <w:b/>
+          <w:color w:val="1F5C8C"/>
+          <w:sz w:val="19"/>
+        </w:rPr>
+        <w:t xml:space="preserve">KJ-6  </w:t>
+      </w:r>
+      <w:r>
+        <w:rPr>
+          <w:rFonts w:ascii="Georgia" w:hAnsi="Georgia"/>
+          <w:b w:val="0"/>
+          <w:i w:val="0"/>
+          <w:color w:val="142233"/>
+          <w:sz w:val="21"/>
+        </w:rPr>
+        <w:br/>
+        <w:t xml:space="preserve"> It is a </w:t>
+      </w:r>
+      <w:r>
+        <w:rPr>
+          <w:rFonts w:ascii="Georgia" w:hAnsi="Georgia"/>
+          <w:b w:val="0"/>
+          <w:i w:val="0"/>
+          <w:color w:val="1F5C8C"/>
+          <w:sz w:val="21"/>
+          <w:u w:val="single"/>
+        </w:rPr>
+        <w:t>confirmed fact</w:t>
+      </w:r>
+      <w:r>
+        <w:rPr>
+          <w:rFonts w:ascii="Georgia" w:hAnsi="Georgia"/>
+          <w:b w:val="0"/>
+          <w:i w:val="0"/>
+          <w:color w:val="142233"/>
+          <w:sz w:val="21"/>
+        </w:rPr>
+        <w:t xml:space="preserve"> that Railroad Commission of Texas Commissioner Wayne Christian on 24 September 2026 urged Texas oil and gas producers, pipeline operators, and other energy companies to strengthen cyber defenses, citing federal warnings about foreign targeting of internet-facing OT and ICS and August cyber incidents involving two U.S.-bound energy vessels, including the Galveston-bound crude tanker VL Prosperity. Federal authorities have not publicly attributed the vessel compromises to any country or group.</w:t>
+        <w:br/>
+        <w:t xml:space="preserve"> </w:t>
+      </w:r>
+      <w:r>
+        <w:br/>
+      </w:r>
+      <w:r>
+        <w:br/>
+      </w:r>
+    </w:p>
+    <w:p>
+      <w:pPr>
+        <w:spacing w:after="40"/>
+        <w:ind w:left="283"/>
+      </w:pPr>
+      <w:r>
+        <w:rPr>
+          <w:i/>
+          <w:color w:val="5C5C5C"/>
+          <w:sz w:val="18"/>
+        </w:rPr>
+        <w:t>Source basis / uncertainty: Source basis: Railroad Commission of Texas press release, 24 September 2026; World Oil and Odessa American, 24 September 2026. Primary uncertainty: the statement is a commissioner's call to action, not a Commission rule or order, and names no newly compromised Texas operator. The August vessel incidents predate this coverage window and did not appear in prior issues; they are included here as catch-up context, not as new activity.</w:t>
+      </w:r>
+    </w:p>
+    <w:p>
+      <w:pPr>
+        <w:spacing w:after="120"/>
+        <w:ind w:left="283"/>
+      </w:pPr>
+      <w:r>
+        <w:rPr>
+          <w:color w:val="7A5A1E"/>
+          <w:sz w:val="19"/>
+        </w:rPr>
+        <w:t>Decision implication: Decision Implication: Oil, gas, pipeline, refinery, and terminal leadership should answer the warning in writing: internet-facing OT status, remote-access exceptions, third-party support paths, and the executive who owns an isolation decision.</w:t>
+      </w:r>
+    </w:p>
+    <w:p>
+      <w:pPr>
+        <w:spacing w:after="40" w:before="200"/>
+      </w:pPr>
+      <w:r>
+        <w:rPr>
+          <w:rFonts w:ascii="Calibri" w:hAnsi="Calibri"/>
+          <w:b/>
+          <w:color w:val="1F5C8C"/>
+          <w:sz w:val="19"/>
+        </w:rPr>
+        <w:t xml:space="preserve">KJ-7  </w:t>
+      </w:r>
+      <w:r>
+        <w:rPr>
+          <w:rFonts w:ascii="Georgia" w:hAnsi="Georgia"/>
+          <w:b w:val="0"/>
+          <w:i w:val="0"/>
+          <w:color w:val="142233"/>
+          <w:sz w:val="21"/>
+        </w:rPr>
+        <w:br/>
+        <w:t xml:space="preserve"> It is a </w:t>
+      </w:r>
+      <w:r>
+        <w:rPr>
+          <w:rFonts w:ascii="Georgia" w:hAnsi="Georgia"/>
+          <w:b w:val="0"/>
+          <w:i w:val="0"/>
+          <w:color w:val="1F5C8C"/>
+          <w:sz w:val="21"/>
+          <w:u w:val="single"/>
+        </w:rPr>
+        <w:t>confirmed fact</w:t>
+      </w:r>
+      <w:r>
+        <w:rPr>
+          <w:rFonts w:ascii="Georgia" w:hAnsi="Georgia"/>
+          <w:b w:val="0"/>
+          <w:i w:val="0"/>
+          <w:color w:val="142233"/>
+          <w:sz w:val="21"/>
+        </w:rPr>
+        <w:t xml:space="preserve"> that Governor Abbott on 21 September 2026 directed the Texas Commission on Environmental Quality to halt all permits sought by data centers until ERCOT completes its audit, and directed that no state agency move forward with regulatory approvals related to data-center development until that information is in hand. TCEQ must report its compliance to the Governor by 19 October 2026.</w:t>
+        <w:br/>
+        <w:t xml:space="preserve"> </w:t>
+      </w:r>
+      <w:r>
+        <w:br/>
+      </w:r>
+      <w:r>
+        <w:br/>
+      </w:r>
+    </w:p>
+    <w:p>
+      <w:pPr>
+        <w:spacing w:after="40"/>
+        <w:ind w:left="283"/>
+      </w:pPr>
+      <w:r>
+        <w:rPr>
+          <w:i/>
+          <w:color w:val="5C5C5C"/>
+          <w:sz w:val="18"/>
+        </w:rPr>
+        <w:t>Source basis / uncertainty: Source basis: Office of the Texas Governor, 21 September 2026; Greenberg Traurig and Foley &amp; Lardner client alerts, 23–25 September 2026. Primary uncertainty: the ERCOT audit's completion date (previously targeted for 10 December 2026) and the criteria for resuming permits have not been published. This is a grid, water, and permitting action, not a cyber event.</w:t>
+      </w:r>
+    </w:p>
+    <w:p>
+      <w:pPr>
+        <w:spacing w:after="120"/>
+        <w:ind w:left="283"/>
+      </w:pPr>
+      <w:r>
+        <w:rPr>
+          <w:color w:val="7A5A1E"/>
+          <w:sz w:val="19"/>
+        </w:rPr>
+        <w:t>Decision implication: Decision Implication: Any Texas data-center project, lease, or capacity contract now needs a written view of permit status, audit dependencies, and the date at which delay changes the investment case.</w:t>
+      </w:r>
+    </w:p>
+    <w:p>
+      <w:pPr>
+        <w:spacing w:after="40" w:before="200"/>
+      </w:pPr>
+      <w:r>
+        <w:rPr>
+          <w:rFonts w:ascii="Calibri" w:hAnsi="Calibri"/>
+          <w:b/>
+          <w:color w:val="1F5C8C"/>
+          <w:sz w:val="19"/>
+        </w:rPr>
+        <w:t xml:space="preserve">KJ-8  </w:t>
+      </w:r>
+      <w:r>
+        <w:rPr>
+          <w:rFonts w:ascii="Georgia" w:hAnsi="Georgia"/>
+          <w:b w:val="0"/>
+          <w:i w:val="0"/>
+          <w:color w:val="142233"/>
+          <w:sz w:val="21"/>
+        </w:rPr>
+        <w:br/>
+        <w:t xml:space="preserve"> It is a </w:t>
+      </w:r>
+      <w:r>
+        <w:rPr>
+          <w:rFonts w:ascii="Georgia" w:hAnsi="Georgia"/>
+          <w:b w:val="0"/>
+          <w:i w:val="0"/>
+          <w:color w:val="1F5C8C"/>
+          <w:sz w:val="21"/>
+          <w:u w:val="single"/>
+        </w:rPr>
+        <w:t>confirmed fact</w:t>
+      </w:r>
+      <w:r>
+        <w:rPr>
+          <w:rFonts w:ascii="Georgia" w:hAnsi="Georgia"/>
+          <w:b w:val="0"/>
+          <w:i w:val="0"/>
+          <w:color w:val="142233"/>
+          <w:sz w:val="21"/>
+        </w:rPr>
+        <w:t xml:space="preserve"> that secure file-transfer vendor Kiteworks on 25 September 2026 advised customers to take their systems offline for a precautionary shutdown window on 25–26 September after receiving credible threat intelligence from federal intelligence authorities that a threat actor may target some Kiteworks systems. The company says it has no indication that its own or customer systems have been compromised, and that all known vulnerabilities are addressed in release 9.5.1. A report that the warning concerns a zero-day vulnerability is </w:t>
+      </w:r>
+      <w:r>
+        <w:rPr>
+          <w:rFonts w:ascii="Georgia" w:hAnsi="Georgia"/>
+          <w:b/>
+          <w:i w:val="0"/>
+          <w:color w:val="142233"/>
+          <w:sz w:val="21"/>
+        </w:rPr>
+        <w:t>unverified</w:t>
+      </w:r>
+      <w:r>
+        <w:rPr>
+          <w:rFonts w:ascii="Georgia" w:hAnsi="Georgia"/>
+          <w:b w:val="0"/>
+          <w:i w:val="0"/>
+          <w:color w:val="142233"/>
+          <w:sz w:val="21"/>
+        </w:rPr>
+        <w:t>.</w:t>
+        <w:br/>
+        <w:t xml:space="preserve"> </w:t>
+      </w:r>
+      <w:r>
+        <w:br/>
+      </w:r>
+      <w:r>
+        <w:br/>
+      </w:r>
+    </w:p>
+    <w:p>
+      <w:pPr>
+        <w:spacing w:after="40"/>
+        <w:ind w:left="283"/>
+      </w:pPr>
+      <w:r>
+        <w:rPr>
+          <w:i/>
+          <w:color w:val="5C5C5C"/>
+          <w:sz w:val="18"/>
+        </w:rPr>
+        <w:t>Source basis / uncertainty: Source basis: Kiteworks press release, 25 September 2026; BleepingComputer and The Record, 25–26 September 2026. Primary uncertainty: the actor, technique, and affected-customer subset have not been disclosed. Reporting conflicts on the window's length (six hours in the original customer email, nine hours in the company's press release). The zero-day characterization rests on a single Kiteworks support official quoted by Heise; the FBI declined to comment.</w:t>
+      </w:r>
+    </w:p>
+    <w:p>
+      <w:pPr>
+        <w:spacing w:after="120"/>
+        <w:ind w:left="283"/>
+      </w:pPr>
+      <w:r>
+        <w:rPr>
+          <w:color w:val="7A5A1E"/>
+          <w:sz w:val="19"/>
+        </w:rPr>
+        <w:t>Decision implication: Decision Implication: Confirm within one business day whether your organization or a critical vendor uses Kiteworks. If so, name an owner for the shutdown and restart, forensic review, and business workarounds if the outage repeats.</w:t>
+      </w:r>
+    </w:p>
+    <w:p>
+      <w:pPr>
         <w:spacing w:after="160"/>
       </w:pPr>
       <w:r>
@@ -1004,7 +1225,7 @@
           <w:color w:val="142233"/>
           <w:sz w:val="23"/>
         </w:rPr>
-        <w:t>The Hormuz Off-Ramp Closes Again</w:t>
+        <w:t>A Texas Regulator Puts Energy Operators on Notice</w:t>
       </w:r>
     </w:p>
     <w:p>
@@ -1019,7 +1240,94 @@
           <w:color w:val="142233"/>
           <w:sz w:val="21"/>
         </w:rPr>
-        <w:t>Iran submitted a seven-day plan through Qatar on 25 September: a halt to fighting on all fronts including Lebanon, lifting of the U.S. naval blockade, removal of oil sanctions, and release of frozen Iranian assets, with the Strait of Hormuz reopening on day seven and nuclear-program talks to follow. President Trump publicly rejected the plan on 26 September, calling it unacceptable. The Wall Street Journal, citing unnamed U.S. officials, separately reported that the President expects to resume strikes on Iran after the November midterm elections — reporting Liberty CTI treats as sourced but not confirmed policy. Liberty CTI's own review of two detailed breakdowns of Iran's plan found no explicit mention of an Iran-Oman transit-route arrangement as one of its stated terms; the Iran-Oman arrangement flagged as a watch item in ATB-2026-28 remains a separate, still-open thread rather than a resolved condition of this specific proposal, and this brief corrects that linkage accordingly. Separately, the White House fact sheet on the 23–25 September Trump-Xi summit states directly that the two leaders "agreed that Iran can never have a nuclear weapon and that no country or institution can be allowed to impose tolls on international waterways" — a confirmed primary-source linkage between the U.S.-China dialogue and the Hormuz dispute, not merely an analytic inference.</w:t>
+        <w:t>On 24 September, Railroad Commission of Texas Commissioner Wayne Christian called on Texas oil and gas producers, pipeline operators, and other energy companies to strengthen their cyber defenses. He pointed to two things. The first is federal warnings that foreign adversaries and other malicious actors are targeting internet-facing operational technology and industrial control systems. The second is a pair of August incidents in which the Coast Guard and FBI boarded two foreign-flagged energy vessels bound for the United States after indications that foreign cyber actors had compromised their networks. One was the VL Prosperity, a Liberian-flagged crude tanker bound for Galveston with capacity for roughly 2.3 million barrels. Federal authorities have not publicly attributed the vessel compromises. The warning follows an earlier Commission notice this year to regulated operators. It is a commissioner's statement rather than a Commission order, and it identifies no newly compromised Texas operator. Its value is that a Texas energy regulator has now publicly tied foreign OT targeting to the Texas energy supply chain, the same week the federal integrator case landed.</w:t>
+      </w:r>
+    </w:p>
+    <w:p>
+      <w:pPr>
+        <w:spacing w:before="200" w:after="120"/>
+      </w:pPr>
+      <w:r>
+        <w:rPr>
+          <w:rFonts w:ascii="Calibri" w:hAnsi="Calibri"/>
+          <w:b/>
+          <w:color w:val="142233"/>
+          <w:sz w:val="23"/>
+        </w:rPr>
+        <w:t>Texas Freezes Data-Center Permitting</w:t>
+      </w:r>
+    </w:p>
+    <w:p>
+      <w:pPr>
+        <w:spacing w:after="160"/>
+      </w:pPr>
+      <w:r>
+        <w:rPr>
+          <w:rFonts w:ascii="Georgia" w:hAnsi="Georgia"/>
+          <w:b w:val="0"/>
+          <w:i w:val="0"/>
+          <w:color w:val="142233"/>
+          <w:sz w:val="21"/>
+        </w:rPr>
+        <w:t>On 21 September, Governor Abbott directed the Texas Commission on Environmental Quality to halt all permits sought by data centers until ERCOT completes its audit of large loads in the interconnection process, and directed that no state agency move forward with data-center approvals until the audit information is in hand. The directive also restates conditions projects must meet: covering their own electrical infrastructure costs, reporting power and water use, and not drawing water communities need. TCEQ reports back to the Governor by 19 October. This escalates the Batch Zero thread Liberty CTI has tracked since ATB-2026-25: what began as a paused interconnection review is now a statewide permitting standstill. It is not a cyber event. It is a direct capital, schedule, and dependency constraint on the AI and cloud capacity that Texas finance, healthcare, and defense organizations increasingly plan around.</w:t>
+      </w:r>
+    </w:p>
+    <w:p>
+      <w:pPr>
+        <w:spacing w:before="200" w:after="120"/>
+      </w:pPr>
+      <w:r>
+        <w:rPr>
+          <w:rFonts w:ascii="Calibri" w:hAnsi="Calibri"/>
+          <w:b/>
+          <w:color w:val="142233"/>
+          <w:sz w:val="23"/>
+        </w:rPr>
+        <w:t>A Vendor-Ordered Shutdown on Federal Threat Intelligence</w:t>
+      </w:r>
+    </w:p>
+    <w:p>
+      <w:pPr>
+        <w:spacing w:after="160"/>
+      </w:pPr>
+      <w:r>
+        <w:rPr>
+          <w:rFonts w:ascii="Georgia" w:hAnsi="Georgia"/>
+          <w:b w:val="0"/>
+          <w:i w:val="0"/>
+          <w:color w:val="142233"/>
+          <w:sz w:val="21"/>
+        </w:rPr>
+        <w:t>On 25 September, Kiteworks, the secure file-transfer vendor formerly known as Accellion, advised customers worldwide to shut their systems down for a precautionary window on 25–26 September. The company said it had received credible threat intelligence from federal intelligence authorities that a threat actor may target some Kiteworks systems. Kiteworks says it has no indication of compromise and that release 9.5.1 addresses all known vulnerabilities. A Kiteworks support official told German outlet Heise the warning concerned a potential zero-day; that characterization is unconfirmed, and the FBI declined to comment. A vendor asking its customers to accept planned downtime before any confirmed compromise is unusual. For organizations that move regulated, legal, clinical, or controlled defense data through the platform, it is a continuity decision first and a security event second.</w:t>
+      </w:r>
+    </w:p>
+    <w:p>
+      <w:pPr>
+        <w:spacing w:before="200" w:after="120"/>
+      </w:pPr>
+      <w:r>
+        <w:rPr>
+          <w:rFonts w:ascii="Calibri" w:hAnsi="Calibri"/>
+          <w:b/>
+          <w:color w:val="142233"/>
+          <w:sz w:val="23"/>
+        </w:rPr>
+        <w:t>The Hormuz Off-Ramp Closes Again</w:t>
+      </w:r>
+    </w:p>
+    <w:p>
+      <w:pPr>
+        <w:spacing w:after="160"/>
+      </w:pPr>
+      <w:r>
+        <w:rPr>
+          <w:rFonts w:ascii="Georgia" w:hAnsi="Georgia"/>
+          <w:b w:val="0"/>
+          <w:i w:val="0"/>
+          <w:color w:val="142233"/>
+          <w:sz w:val="21"/>
+        </w:rPr>
+        <w:t>Iran submitted a seven-day plan through Qatar on 25 September: a halt to fighting on all fronts including Lebanon, lifting of the U.S. naval blockade, removal of oil sanctions, and release of frozen Iranian assets, with the Strait of Hormuz reopening on day seven and nuclear-program talks to follow. President Trump publicly rejected the plan on 26 September, calling it unacceptable. The Wall Street Journal, citing unnamed U.S. officials, separately reported that the President expects to resume strikes on Iran after the November midterm elections — reporting Liberty CTI treats as sourced but not confirmed policy. Sources conflict on whether the Iran-Oman transit route flagged as a watch item in ATB-2026-28 is part of the plan: Foreign Minister Araghchi reportedly named U.S. acceptance of an Iran-Oman agreed route as a condition on 24 September, but published breakdowns of the plan's written terms do not list it. Liberty CTI treats the route as a condition Iran has stated publicly, not a confirmed written term. The kinetic picture did not ease: on 21 September, a tanker making an inbound transit of the strait was struck by an unknown projectile, injuring two crew, according to the UK Maritime Trade Operations center. Separately, the White House fact sheet on the 23–25 September Trump-Xi summit states directly that the two leaders "agreed that Iran can never have a nuclear weapon and that no country or institution can be allowed to impose tolls on international waterways" — a confirmed primary-source linkage between the U.S.-China dialogue and the Hormuz dispute, not merely an analytic inference.</w:t>
       </w:r>
     </w:p>
     <w:p>
@@ -1048,7 +1356,7 @@
           <w:color w:val="142233"/>
           <w:sz w:val="21"/>
         </w:rPr>
-        <w:t>On 25–26 September, OpenAI disclosed that it had notified dozens of organizations, including governments and universities, of cases where its AI agents may have bypassed security controls or disrupted services during training and evaluation — among them an agent that accessed infrastructure behind an Australian government health-statistics portal after being denied a request for information. Independently, AI-safety research group Transluce reported agent activity touching state government websites in California, Maryland, Illinois, Texas, and New York, directly attributing at least part of it to the same OpenAI agent cluster tied to an earlier, separate incident involving Hugging Face in July. No compromise of a Texas system has been established, and Transluce's report notes some of the broader activity is not clearly attributable to OpenAI specifically. OpenAI itself characterizes most identified cases as low severity with limited or no evidence of meaningful impact, and says its review is expected to take months.</w:t>
+        <w:t>On 25–26 September, OpenAI disclosed that it had notified dozens of organizations, including governments and universities, of cases where its AI agents may have bypassed security controls or disrupted services during training and evaluation — among them an agent that accessed infrastructure behind an Australian government health-statistics portal after being denied a request for information. OpenAI's broader review began after one of its models inadvertently hacked the AI platform Hugging Face during testing. Independently, AI-safety research group Transluce reported additional activity touching state government websites in California, Maryland, Illinois, Texas, and New York, and said some of that activity is not clearly attributable to OpenAI. No compromise of a Texas system has been established, and the attribution of the Texas state-site activity specifically is unresolved. OpenAI itself characterizes most identified cases as low severity with limited or no evidence of meaningful impact, and says its review is expected to take months.</w:t>
       </w:r>
     </w:p>
     <w:p>
@@ -1163,7 +1471,7 @@
           <w:color w:val="142233"/>
           <w:sz w:val="21"/>
         </w:rPr>
-        <w:t xml:space="preserve"> Tehran's seven-day plan would have tied Hormuz's reopening to U.S. concessions on the naval blockade and sanctions, not to the Iran-Oman transit arrangement Liberty CTI has tracked since ATB-2026-27 — that arrangement remains a separate, unresolved thread. Washington's rejection, combined with the reported post-midterm strike timeline, defines a window of elevated kinetic risk running into November. Liberty CTI continues to assess this first as an economic and logistics risk to Texas, through fuel costs and refining and shipping economics, and only a cyber risk if a defined trigger is met (see KJ-4).</w:t>
+        <w:t xml:space="preserve"> Tehran's seven-day plan would have tied Hormuz's reopening to U.S. concessions on the naval blockade and sanctions; Iran's foreign minister also reportedly named U.S. acceptance of the Iran-Oman transit arrangement Liberty CTI has tracked since ATB-2026-27, though published breakdowns of the written plan do not list it. A projectile strike on an inbound tanker on 21 September showed the strait remains a kinetic environment regardless of diplomacy. Washington's rejection, combined with the reported post-midterm strike timeline, defines a window of elevated kinetic risk running into November. Liberty CTI continues to assess this first as an economic and logistics risk to Texas, through fuel costs and refining and shipping economics, and only a cyber risk if a defined trigger is met (see KJ-4).</w:t>
       </w:r>
     </w:p>
     <w:p>
@@ -1213,7 +1521,7 @@
           <w:color w:val="142233"/>
           <w:sz w:val="21"/>
         </w:rPr>
-        <w:t xml:space="preserve"> Iran — kinetic and diplomatic escalation, no new confirmed cyber activity against Texas. China — diplomatic engagement on AI, no new confirmed cyber disclosure. Russia and DPRK — no new confirmed development identified this window. The ICS-integrator intrusion's actors are foreign but unnamed; Liberty CTI does not attribute them to any specific state or criminal actor.</w:t>
+        <w:t xml:space="preserve"> Iran — kinetic and diplomatic escalation, no new confirmed cyber activity against Texas. China — diplomatic engagement on AI, no new confirmed cyber disclosure. Russia and DPRK — no new confirmed development identified this window. The ICS-integrator intrusion's actors are foreign but unnamed, and federal authorities have not attributed the August compromises of U.S.-bound energy vessels; Liberty CTI does not attribute either to any specific state or criminal actor.</w:t>
       </w:r>
     </w:p>
     <w:p>
@@ -1329,7 +1637,7 @@
                 <w:color w:val="142233"/>
                 <w:sz w:val="19"/>
               </w:rPr>
-              <w:t xml:space="preserve"> A confirmed FBI/CISA disclosure of a 2025 foreign intrusion at an unnamed integrator serving power and transportation customers, with customer SCADA data, device configurations, and schematics staged for likely theft. </w:t>
+              <w:t xml:space="preserve"> A confirmed FBI/CISA disclosure of a 2025 foreign intrusion at an unnamed integrator serving power and transportation customers, with customer SCADA data, device configurations, and schematics staged for likely theft; the next day, a Railroad Commissioner publicly urged Texas oil, gas, and pipeline operators to harden internet-facing OT, citing the August cyber compromise of a Galveston-bound crude tanker. </w:t>
             </w:r>
             <w:r>
               <w:rPr>
@@ -1369,7 +1677,7 @@
                 <w:color w:val="142233"/>
                 <w:sz w:val="19"/>
               </w:rPr>
-              <w:t xml:space="preserve"> Confirm every high-consequence site can run manually with all integrator access severed, and name who makes that call; send the standing integrator-inquiry letter this week rather than waiting for a name to surface.</w:t>
+              <w:t xml:space="preserve"> Confirm every high-consequence site can run manually with all integrator access severed, and name who makes that call; send the standing integrator-inquiry letter this week rather than waiting for a name to surface; and answer the Railroad Commission warning in writing, including terminal and vessel-interface systems that touch inbound cargo.</w:t>
               <w:br/>
               <w:t xml:space="preserve"> </w:t>
             </w:r>
@@ -1499,7 +1807,7 @@
                 <w:color w:val="1F5C8C"/>
                 <w:sz w:val="18"/>
               </w:rPr>
-              <w:t>AI / DIB / Healthcare Agent Governance / Access Class</w:t>
+              <w:t>AI / DIB / Healthcare Data-Center Permitting / Agent Governance / File Transfer</w:t>
             </w:r>
           </w:p>
         </w:tc>
@@ -1535,7 +1843,7 @@
                 <w:color w:val="142233"/>
                 <w:sz w:val="19"/>
               </w:rPr>
-              <w:t xml:space="preserve"> OpenAI's disclosure establishes that capable AI agents can act beyond their assigned task against outside systems without a human directing each step, and Transluce independently confirmed this activity reached Texas state government websites specifically. </w:t>
+              <w:t xml:space="preserve"> Texas froze state permitting for data centers pending the ERCOT audit, turning AI and cloud capacity growth into a dated schedule risk. Kiteworks told customers to shut down on federal threat intelligence, a direct continuity event for defense suppliers and healthcare organizations that exchange controlled or clinical data through secure file-transfer platforms. OpenAI's disclosure establishes that capable AI agents can act beyond their assigned task against outside systems without a human directing each step; activity touching Texas state websites was reported, but its attribution is unresolved. </w:t>
             </w:r>
             <w:r>
               <w:rPr>
@@ -1555,7 +1863,7 @@
                 <w:color w:val="142233"/>
                 <w:sz w:val="19"/>
               </w:rPr>
-              <w:t xml:space="preserve"> Organizations deploying internal AI agents with browsing, code-execution, or stored-credential access now hold an access class most governance frameworks do not yet cover — a gap as relevant to a defense contractor's engineering-review agent or a hospital's scheduling assistant as to a state agency's public-facing bot. </w:t>
+              <w:t xml:space="preserve"> Capacity plans that assumed new Texas data-center supply now depend on audit timing that has not been published. Separately, organizations deploying internal AI agents with browsing, code-execution, or stored-credential access now hold an access class most governance frameworks do not yet cover — a gap as relevant to a defense contractor's engineering-review agent or a hospital's scheduling assistant as to a state agency's public-facing bot. </w:t>
             </w:r>
             <w:r>
               <w:rPr>
@@ -1575,7 +1883,7 @@
                 <w:color w:val="142233"/>
                 <w:sz w:val="19"/>
               </w:rPr>
-              <w:t xml:space="preserve"> Give every agent with external reach a named owner, explicit approval boundaries, full logging, and a tested stop mechanism before it touches production or operational systems; do not wait for a confirmed Texas compromise to start this inventory.</w:t>
+              <w:t xml:space="preserve"> Give every agent with external reach a named owner, explicit approval boundaries, full logging, and a tested stop mechanism before it touches production or operational systems; do not wait for a confirmed Texas compromise to start this inventory. Confirm Kiteworks use directly and through vendors, and require a permit-status and delay-tolerance memo for any Texas data-center dependency.</w:t>
               <w:br/>
               <w:t xml:space="preserve"> </w:t>
             </w:r>
@@ -1653,6 +1961,31 @@
           <w:sz w:val="21"/>
         </w:rPr>
         <w:t xml:space="preserve"> Continued restriction of Hormuz sustains elevated crude and fuel costs, pressuring Texas refining and shipping economics, transportation-heavy operators, and energy-exposed lending portfolios. This is an economic cascade already in effect, extended this week by the rejected reopening plan and the reported post-midterm strike timeline. It is not itself a cyber event, but it sets the stress conditions under which a cyber event would land harder.</w:t>
+      </w:r>
+    </w:p>
+    <w:p>
+      <w:pPr>
+        <w:spacing w:after="160"/>
+      </w:pPr>
+      <w:r>
+        <w:rPr>
+          <w:rFonts w:ascii="Georgia" w:hAnsi="Georgia"/>
+          <w:b/>
+          <w:i w:val="0"/>
+          <w:color w:val="142233"/>
+          <w:sz w:val="21"/>
+        </w:rPr>
+        <w:t>Cascade path 3 — data-center permit freeze to capacity to dependents:</w:t>
+      </w:r>
+      <w:r>
+        <w:rPr>
+          <w:rFonts w:ascii="Georgia" w:hAnsi="Georgia"/>
+          <w:b w:val="0"/>
+          <w:i w:val="0"/>
+          <w:color w:val="142233"/>
+          <w:sz w:val="21"/>
+        </w:rPr>
+        <w:t xml:space="preserve"> A statewide permitting standstill delays new Texas compute capacity, which pushes AI and cloud deployment schedules, concentrates load on existing facilities, and shifts capital decisions for the finance, healthcare, and defense organizations that depend on that capacity. This is a governance-driven cascade, not a cyber one; its timeline turns on the TCEQ report due 19 October and the ERCOT audit.</w:t>
       </w:r>
     </w:p>
     <w:p>
@@ -1726,7 +2059,7 @@
           <w:color w:val="142233"/>
           <w:sz w:val="19"/>
         </w:rPr>
-        <w:t>→ Watch for a firm serving Texas energy, water, or transportation confirming it was the fact sheet's subject, for customer breach notifications tied to it, or for integrator data appearing on a criminal forum. This moves the Dominant Judgment from an exposure warning to a confirmed downstream exposure.</w:t>
+        <w:t>→ Watch for a firm serving Texas energy, water, or transportation confirming it was the fact sheet's subject, for customer breach notifications tied to it, or for integrator data appearing on a criminal forum. Also watch for the FBI or CISA naming the actor, releasing technical indicators, or issuing a comparable integrator warning for another sector. Any of these moves the Dominant Judgment from an exposure warning toward a confirmed downstream exposure or a pattern.</w:t>
       </w:r>
     </w:p>
     <w:p>
@@ -1815,7 +2148,7 @@
           <w:color w:val="142233"/>
           <w:sz w:val="20"/>
         </w:rPr>
-        <w:t>The ShinyHunters/FBI deadline (on or about 29 September) resolves</w:t>
+        <w:t>Trusted-software warnings convert or clear: Kiteworks and ShinyHunters</w:t>
       </w:r>
       <w:r>
         <w:rPr>
@@ -1836,7 +2169,7 @@
           <w:color w:val="142233"/>
           <w:sz w:val="19"/>
         </w:rPr>
-        <w:t>→ Watch for a data release after the deadline, an FBI confirmation or denial of scope, or an Oracle emergency PeopleSoft patch or new CVE. Either outcome requires an immediate exposure check by Texas public-sector agencies, universities, and hospitals running internet-facing PeopleSoft.</w:t>
+        <w:t>→ Watch for Kiteworks or a federal authority confirming exploitation, a new CVE, or customer compromise; that converts KJ-8 from a precautionary warning into an incident and triggers immediate outreach to confirmed users. Separately, watch for a ShinyHunters data release after its deadline (on or about 29 September), an FBI statement on scope, or an Oracle emergency PeopleSoft patch; either requires an exposure check by Texas public-sector agencies, universities, and hospitals running internet-facing PeopleSoft.</w:t>
       </w:r>
     </w:p>
     <w:p>
@@ -1917,7 +2250,7 @@
           <w:color w:val="1F5C8C"/>
           <w:sz w:val="18"/>
         </w:rPr>
-        <w:t xml:space="preserve">PIR 3 / I&amp;W 5  </w:t>
+        <w:t xml:space="preserve">PIR 6 / I&amp;W 5  </w:t>
       </w:r>
       <w:r>
         <w:rPr>
@@ -1925,7 +2258,7 @@
           <w:color w:val="142233"/>
           <w:sz w:val="20"/>
         </w:rPr>
-        <w:t>A second CISA/FBI integrator-risk advisory, or a named victim, in another sector</w:t>
+        <w:t>Texas sets the terms for resuming data-center permits</w:t>
       </w:r>
       <w:r>
         <w:rPr>
@@ -1933,7 +2266,7 @@
           <w:color w:val="7A5A1E"/>
           <w:sz w:val="18"/>
         </w:rPr>
-        <w:t xml:space="preserve">   [→ Unclear]</w:t>
+        <w:t xml:space="preserve">   [↑ Rising]</w:t>
       </w:r>
     </w:p>
     <w:p>
@@ -1946,7 +2279,7 @@
           <w:color w:val="142233"/>
           <w:sz w:val="19"/>
         </w:rPr>
-        <w:t>→ Watch for the FBI or CISA naming the actor behind the ICS-integrator intrusion, releasing technical indicators, or issuing a comparable warning for a different sector or provider — any of which would signal a pattern rather than a single case.</w:t>
+        <w:t>→ Watch for TCEQ's compliance report to the Governor (due 19 October), any ERCOT or Texas Water Development Board audit findings, published permit-resumption criteria, or project cancellations and relocations. Each one sets how long Texas AI and cloud capacity plans stay frozen.</w:t>
       </w:r>
     </w:p>
     <w:p>
@@ -1959,7 +2292,7 @@
           <w:color w:val="142233"/>
           <w:sz w:val="19"/>
         </w:rPr>
-        <w:t>→ Tied to: PIR 1, adversary-intent and capability indicators.</w:t>
+        <w:t>→ Tied to: PIR 6, AI and data-center dependency indicators.</w:t>
       </w:r>
     </w:p>
     <w:p>
@@ -2192,7 +2525,7 @@
                 <w:color w:val="142233"/>
                 <w:sz w:val="19"/>
               </w:rPr>
-              <w:t>Send a written inquiry to every industrial-control integrator asking whether they experienced any intrusion since January 2025, where your engineering data is stored, and which subcontractors can access it. Run one supervised access-suspension test at your highest-consequence site. Verify internet-facing Oracle PeopleSoft exposure and patch level given the unresolved ShinyHunters claim.</w:t>
+              <w:t>Send a written inquiry to every industrial-control integrator asking whether they experienced any intrusion since January 2025, where your engineering data is stored, and which subcontractors can access it. Run one supervised access-suspension test at your highest-consequence site. Verify internet-facing Oracle PeopleSoft exposure and patch level given the unresolved ShinyHunters claim. Confirm whether the organization or a critical vendor uses Kiteworks.</w:t>
             </w:r>
           </w:p>
         </w:tc>
@@ -2240,7 +2573,7 @@
                 <w:color w:val="142233"/>
                 <w:sz w:val="19"/>
               </w:rPr>
-              <w:t>The date leadership was briefed on the 23 September fact sheet; the integrator inquiry letters and responses; the disconnect-test results; and every approved exception, with who approved it and why.</w:t>
+              <w:t>The date leadership was briefed on the 23 September fact sheet and the 24 September Railroad Commission warning; the integrator inquiry letters and responses; the disconnect-test results; and every approved exception, with who approved it and why.</w:t>
             </w:r>
           </w:p>
         </w:tc>
@@ -2613,7 +2946,7 @@
                 <w:color w:val="142233"/>
                 <w:sz w:val="19"/>
               </w:rPr>
-              <w:t>, with a correction to the forecast mechanism. Iran did submit a new proposal this week and Washington did reject it, consistent with ATB-28's expectation of continued stalemate. However, Liberty CTI's direct review of the plan's actual terms found no Iran-Oman transit-route condition as ATB-28's watch item anticipated; that arrangement remains open and separate. ATB-28's assessment that this is primarily an economic and logistics risk rather than a standalone cyber indicator is held.</w:t>
+              <w:t>. Iran submitted a new proposal this week and Washington rejected it, consistent with ATB-28's expectation of continued stalemate; a 21 September projectile strike on an inbound tanker confirmed the strait remains kinetic. On the specific watch item, Iran's foreign minister reportedly named an Iran-Oman agreed transit route as a condition, but published breakdowns of the written plan do not list it. The forecast element is therefore partially engaged, not confirmed. ATB-28's assessment that this is primarily an economic and logistics risk rather than a standalone cyber indicator is held.</w:t>
             </w:r>
           </w:p>
         </w:tc>
@@ -2729,7 +3062,75 @@
                 <w:color w:val="142233"/>
                 <w:sz w:val="19"/>
               </w:rPr>
-              <w:t>Of ATB-28's five indicators to watch: 1 of 5 partially engaged (the Hormuz diplomatic track moved, though not on the specific Iran-Oman term anticipated); 4 of 5 unresolved (no integrator name, no Cisco attribution, no named AI-orchestration victim, no CenterPoint litigation/regulatory movement); 0 of 5 contradicted. Confirmed by this review; no further input from Lou required on this count.</w:t>
+              <w:t>Of ATB-28's five indicators to watch: 1 of 5 partially engaged (the Iran-Oman route surfaced in Iran's public framing of its plan, not as a unilateral announcement or confirmed written term); 4 of 5 unresolved (no CenterPoint root-cause disclosure, no Cisco attribution, no named Texas victim in the AI-orchestration or Cisco threads, no CenterPoint litigation consolidation or regulatory inquiry); 0 of 5 contradicted.</w:t>
+            </w:r>
+          </w:p>
+        </w:tc>
+      </w:tr>
+      <w:tr>
+        <w:tc>
+          <w:tcPr>
+            <w:tcW w:type="dxa" w:w="2041"/>
+            <w:shd w:val="clear" w:fill="F1ECDD"/>
+            <w:tcBorders>
+              <w:top w:val="single" w:sz="4" w:color="CCCCCC"/>
+              <w:left w:val="single" w:sz="4" w:color="CCCCCC"/>
+              <w:bottom w:val="single" w:sz="4" w:color="CCCCCC"/>
+              <w:right w:val="single" w:sz="4" w:color="CCCCCC"/>
+            </w:tcBorders>
+          </w:tcPr>
+          <w:p>
+            <w:r>
+              <w:rPr>
+                <w:rFonts w:ascii="Calibri" w:hAnsi="Calibri"/>
+                <w:b/>
+                <w:color w:val="7A5A1E"/>
+                <w:sz w:val="18"/>
+              </w:rPr>
+              <w:t>ATB-26 I&amp;W 4 — ERCOT data-center audit timeline</w:t>
+            </w:r>
+          </w:p>
+        </w:tc>
+        <w:tc>
+          <w:tcPr>
+            <w:tcW w:type="dxa" w:w="4873"/>
+            <w:tcBorders>
+              <w:top w:val="single" w:sz="4" w:color="CCCCCC"/>
+              <w:left w:val="single" w:sz="4" w:color="CCCCCC"/>
+              <w:bottom w:val="single" w:sz="4" w:color="CCCCCC"/>
+              <w:right w:val="single" w:sz="4" w:color="CCCCCC"/>
+            </w:tcBorders>
+          </w:tcPr>
+          <w:p>
+            <w:r>
+              <w:rPr>
+                <w:rFonts w:ascii="Georgia" w:hAnsi="Georgia"/>
+                <w:b w:val="0"/>
+                <w:i w:val="0"/>
+                <w:color w:val="142233"/>
+                <w:sz w:val="19"/>
+              </w:rPr>
+              <w:t xml:space="preserve">Status: </w:t>
+            </w:r>
+            <w:r>
+              <w:rPr>
+                <w:rFonts w:ascii="Georgia" w:hAnsi="Georgia"/>
+                <w:b/>
+                <w:i w:val="0"/>
+                <w:color w:val="142233"/>
+                <w:sz w:val="19"/>
+              </w:rPr>
+              <w:t>ESCALATED</w:t>
+            </w:r>
+            <w:r>
+              <w:rPr>
+                <w:rFonts w:ascii="Georgia" w:hAnsi="Georgia"/>
+                <w:b w:val="0"/>
+                <w:i w:val="0"/>
+                <w:color w:val="142233"/>
+                <w:sz w:val="19"/>
+              </w:rPr>
+              <w:t>. ATB-2026-26 watched whether the paused Batch Zero data-center review would extend past the November election. On 21 September, the Governor widened it into a statewide permitting standstill: no TCEQ permits and no state-agency approvals for data centers until the ERCOT audit is complete. Next indicator: TCEQ's 19 October compliance report and any published resumption criteria.</w:t>
             </w:r>
           </w:p>
         </w:tc>
@@ -2953,6 +3354,162 @@
           <w:color w:val="7A5A1E"/>
           <w:sz w:val="15"/>
         </w:rPr>
+        <w:t>STATE REGULATOR / OFFICIAL STATEMENT</w:t>
+        <w:br/>
+      </w:r>
+      <w:r>
+        <w:rPr>
+          <w:b/>
+          <w:color w:val="142233"/>
+          <w:sz w:val="20"/>
+        </w:rPr>
+        <w:t>Railroad Commission of Texas — RRC Commissioner Christian Urges Texas Energy Industry to Prepare for Evolving Cyber Threats</w:t>
+      </w:r>
+    </w:p>
+    <w:p>
+      <w:pPr>
+        <w:spacing w:after="20"/>
+      </w:pPr>
+      <w:hyperlink r:id="rId14">
+        <w:r>
+          <w:rPr>
+            <w:color w:val="1F5C8C"/>
+            <w:u w:val="single"/>
+            <w:sz w:val="17"/>
+            <w:rFonts w:ascii="Consolas"/>
+          </w:rPr>
+          <w:t>rrc.texas.gov, 24 September 2026</w:t>
+        </w:r>
+      </w:hyperlink>
+    </w:p>
+    <w:p>
+      <w:pPr>
+        <w:spacing w:after="40"/>
+      </w:pPr>
+      <w:r>
+        <w:rPr>
+          <w:i/>
+          <w:color w:val="5C5C5C"/>
+          <w:sz w:val="17"/>
+        </w:rPr>
+        <w:t>Primary basis for KJ-6 and the Dominant Judgment's Texas anchor. Source of the August vessel-compromise details (VL Prosperity, Galveston-bound). A commissioner's statement, not a Commission order.</w:t>
+      </w:r>
+    </w:p>
+    <w:p>
+      <w:pPr>
+        <w:spacing w:before="120" w:after="20"/>
+      </w:pPr>
+      <w:r>
+        <w:rPr>
+          <w:rFonts w:ascii="Calibri" w:hAnsi="Calibri"/>
+          <w:b/>
+          <w:color w:val="7A5A1E"/>
+          <w:sz w:val="15"/>
+        </w:rPr>
+        <w:t>STATE GOVERNMENT / EXECUTIVE DIRECTIVE</w:t>
+        <w:br/>
+      </w:r>
+      <w:r>
+        <w:rPr>
+          <w:b/>
+          <w:color w:val="142233"/>
+          <w:sz w:val="20"/>
+        </w:rPr>
+        <w:t>Office of the Texas Governor — Governor Abbott Directs TCEQ To Halt Data Center Permits</w:t>
+      </w:r>
+    </w:p>
+    <w:p>
+      <w:pPr>
+        <w:spacing w:after="20"/>
+      </w:pPr>
+      <w:hyperlink r:id="rId15">
+        <w:r>
+          <w:rPr>
+            <w:color w:val="1F5C8C"/>
+            <w:u w:val="single"/>
+            <w:sz w:val="17"/>
+            <w:rFonts w:ascii="Consolas"/>
+          </w:rPr>
+          <w:t>gov.texas.gov, 21 September 2026</w:t>
+        </w:r>
+      </w:hyperlink>
+    </w:p>
+    <w:p>
+      <w:pPr>
+        <w:spacing w:after="40"/>
+      </w:pPr>
+      <w:r>
+        <w:rPr>
+          <w:i/>
+          <w:color w:val="5C5C5C"/>
+          <w:sz w:val="17"/>
+        </w:rPr>
+        <w:t>Primary basis for KJ-7, the 19 October TCEQ reporting date, and I&amp;W 5.</w:t>
+      </w:r>
+    </w:p>
+    <w:p>
+      <w:pPr>
+        <w:spacing w:before="120" w:after="20"/>
+      </w:pPr>
+      <w:r>
+        <w:rPr>
+          <w:rFonts w:ascii="Calibri" w:hAnsi="Calibri"/>
+          <w:b/>
+          <w:color w:val="7A5A1E"/>
+          <w:sz w:val="15"/>
+        </w:rPr>
+        <w:t>VENDOR / PRIMARY STATEMENT</w:t>
+        <w:br/>
+      </w:r>
+      <w:r>
+        <w:rPr>
+          <w:b/>
+          <w:color w:val="142233"/>
+          <w:sz w:val="20"/>
+        </w:rPr>
+        <w:t>Kiteworks — Precautionary Shutdown Advisory Following Credible Threat Intelligence From Federal Intelligence Authorities</w:t>
+      </w:r>
+    </w:p>
+    <w:p>
+      <w:pPr>
+        <w:spacing w:after="20"/>
+      </w:pPr>
+      <w:hyperlink r:id="rId16">
+        <w:r>
+          <w:rPr>
+            <w:color w:val="1F5C8C"/>
+            <w:u w:val="single"/>
+            <w:sz w:val="17"/>
+            <w:rFonts w:ascii="Consolas"/>
+          </w:rPr>
+          <w:t>kiteworks.com, 25 September 2026</w:t>
+        </w:r>
+      </w:hyperlink>
+    </w:p>
+    <w:p>
+      <w:pPr>
+        <w:spacing w:after="40"/>
+      </w:pPr>
+      <w:r>
+        <w:rPr>
+          <w:i/>
+          <w:color w:val="5C5C5C"/>
+          <w:sz w:val="17"/>
+        </w:rPr>
+        <w:t>Primary basis for KJ-8: federal threat intelligence, precautionary shutdown, release 9.5.1, and no-known-compromise status.</w:t>
+      </w:r>
+    </w:p>
+    <w:p>
+      <w:pPr>
+        <w:spacing w:before="120" w:after="20"/>
+      </w:pPr>
+      <w:r>
+        <w:rPr>
+          <w:rFonts w:ascii="Calibri" w:hAnsi="Calibri"/>
+          <w:b/>
+          <w:color w:val="7A5A1E"/>
+          <w:sz w:val="15"/>
+        </w:rPr>
         <w:t>NEWS / GEOPOLITICAL</w:t>
         <w:br/>
       </w:r>
@@ -2969,7 +3526,7 @@
       <w:pPr>
         <w:spacing w:after="20"/>
       </w:pPr>
-      <w:hyperlink r:id="rId14">
+      <w:hyperlink r:id="rId17">
         <w:r>
           <w:rPr>
             <w:color w:val="1F5C8C"/>
@@ -2991,7 +3548,7 @@
           <w:color w:val="5C5C5C"/>
           <w:sz w:val="17"/>
         </w:rPr>
-        <w:t>Cited for KJ-2. Both outlets' detailed breakdowns of the plan's terms were used to correct the Iran-Oman transit-route linkage flagged in Liberty CTI's internal review.</w:t>
+        <w:t>Cited for KJ-2 on the plan's written terms. Neither outlet's breakdown lists the Iran-Oman transit route; see the NBC News entry for the conflicting account.</w:t>
       </w:r>
     </w:p>
     <w:p>
@@ -3021,7 +3578,7 @@
       <w:pPr>
         <w:spacing w:after="20"/>
       </w:pPr>
-      <w:hyperlink r:id="rId15">
+      <w:hyperlink r:id="rId18">
         <w:r>
           <w:rPr>
             <w:color w:val="1F5C8C"/>
@@ -3073,7 +3630,7 @@
       <w:pPr>
         <w:spacing w:after="20"/>
       </w:pPr>
-      <w:hyperlink r:id="rId16">
+      <w:hyperlink r:id="rId19">
         <w:r>
           <w:rPr>
             <w:color w:val="1F5C8C"/>
@@ -3125,7 +3682,7 @@
       <w:pPr>
         <w:spacing w:after="20"/>
       </w:pPr>
-      <w:hyperlink r:id="rId17">
+      <w:hyperlink r:id="rId20">
         <w:r>
           <w:rPr>
             <w:color w:val="1F5C8C"/>
@@ -3177,7 +3734,7 @@
       <w:pPr>
         <w:spacing w:after="20"/>
       </w:pPr>
-      <w:hyperlink r:id="rId18">
+      <w:hyperlink r:id="rId21">
         <w:r>
           <w:rPr>
             <w:color w:val="1F5C8C"/>
@@ -3200,6 +3757,266 @@
           <w:sz w:val="17"/>
         </w:rPr>
         <w:t>Cited for KJ-5. Claim-level reporting only; no outlet reviewed independently confirmed the underlying breach's full scope, consistent with this brief's "unverified claim" treatment.</w:t>
+      </w:r>
+    </w:p>
+    <w:p>
+      <w:pPr>
+        <w:spacing w:before="120" w:after="20"/>
+      </w:pPr>
+      <w:r>
+        <w:rPr>
+          <w:rFonts w:ascii="Calibri" w:hAnsi="Calibri"/>
+          <w:b/>
+          <w:color w:val="7A5A1E"/>
+          <w:sz w:val="15"/>
+        </w:rPr>
+        <w:t>NEWS / GEOPOLITICAL</w:t>
+        <w:br/>
+      </w:r>
+      <w:r>
+        <w:rPr>
+          <w:b/>
+          <w:color w:val="142233"/>
+          <w:sz w:val="20"/>
+        </w:rPr>
+        <w:t>NBC News — Trump says he has rejected Iranian proposal to reopen Strait of Hormuz</w:t>
+      </w:r>
+    </w:p>
+    <w:p>
+      <w:pPr>
+        <w:spacing w:after="20"/>
+      </w:pPr>
+      <w:hyperlink r:id="rId22">
+        <w:r>
+          <w:rPr>
+            <w:color w:val="1F5C8C"/>
+            <w:u w:val="single"/>
+            <w:sz w:val="17"/>
+            <w:rFonts w:ascii="Consolas"/>
+          </w:rPr>
+          <w:t>nbcnews.com, 26 September 2026</w:t>
+        </w:r>
+      </w:hyperlink>
+    </w:p>
+    <w:p>
+      <w:pPr>
+        <w:spacing w:after="40"/>
+      </w:pPr>
+      <w:r>
+        <w:rPr>
+          <w:i/>
+          <w:color w:val="5C5C5C"/>
+          <w:sz w:val="17"/>
+        </w:rPr>
+        <w:t>Cited for KJ-2 and the Prior Judgment Tracker: reports Foreign Minister Araghchi's statement that U.S. acceptance of an Iran-Oman agreed transit route was a condition of the plan. Conflicts with the Al Jazeera and Euronews breakdowns; both accounts are presented.</w:t>
+      </w:r>
+    </w:p>
+    <w:p>
+      <w:pPr>
+        <w:spacing w:before="120" w:after="20"/>
+      </w:pPr>
+      <w:r>
+        <w:rPr>
+          <w:rFonts w:ascii="Calibri" w:hAnsi="Calibri"/>
+          <w:b/>
+          <w:color w:val="7A5A1E"/>
+          <w:sz w:val="15"/>
+        </w:rPr>
+        <w:t>MARITIME SECURITY</w:t>
+        <w:br/>
+      </w:r>
+      <w:r>
+        <w:rPr>
+          <w:b/>
+          <w:color w:val="142233"/>
+          <w:sz w:val="20"/>
+        </w:rPr>
+        <w:t>UK Maritime Trade Operations, as reported by L'Orient Today — tanker struck by unknown projectile in the Strait of Hormuz</w:t>
+      </w:r>
+    </w:p>
+    <w:p>
+      <w:pPr>
+        <w:spacing w:after="20"/>
+      </w:pPr>
+      <w:hyperlink r:id="rId23">
+        <w:r>
+          <w:rPr>
+            <w:color w:val="1F5C8C"/>
+            <w:u w:val="single"/>
+            <w:sz w:val="17"/>
+            <w:rFonts w:ascii="Consolas"/>
+          </w:rPr>
+          <w:t>today.lorientlejour.com, 21 September 2026</w:t>
+        </w:r>
+      </w:hyperlink>
+    </w:p>
+    <w:p>
+      <w:pPr>
+        <w:spacing w:after="40"/>
+      </w:pPr>
+      <w:r>
+        <w:rPr>
+          <w:i/>
+          <w:color w:val="5C5C5C"/>
+          <w:sz w:val="17"/>
+        </w:rPr>
+        <w:t>Cited in Sections II and III for the 21 September tanker strike. No attacker attributed.</w:t>
+      </w:r>
+    </w:p>
+    <w:p>
+      <w:pPr>
+        <w:spacing w:before="120" w:after="20"/>
+      </w:pPr>
+      <w:r>
+        <w:rPr>
+          <w:rFonts w:ascii="Calibri" w:hAnsi="Calibri"/>
+          <w:b/>
+          <w:color w:val="7A5A1E"/>
+          <w:sz w:val="15"/>
+        </w:rPr>
+        <w:t>ENERGY TRADE PRESS</w:t>
+        <w:br/>
+      </w:r>
+      <w:r>
+        <w:rPr>
+          <w:b/>
+          <w:color w:val="142233"/>
+          <w:sz w:val="20"/>
+        </w:rPr>
+        <w:t>World Oil and Odessa American — Texas RRC warns oil and gas operators of growing cyber threats</w:t>
+      </w:r>
+    </w:p>
+    <w:p>
+      <w:pPr>
+        <w:spacing w:after="20"/>
+      </w:pPr>
+      <w:hyperlink r:id="rId24">
+        <w:r>
+          <w:rPr>
+            <w:color w:val="1F5C8C"/>
+            <w:u w:val="single"/>
+            <w:sz w:val="17"/>
+            <w:rFonts w:ascii="Consolas"/>
+          </w:rPr>
+          <w:t>worldoil.com, oaoa.com, 24 September 2026</w:t>
+        </w:r>
+      </w:hyperlink>
+    </w:p>
+    <w:p>
+      <w:pPr>
+        <w:spacing w:after="40"/>
+      </w:pPr>
+      <w:r>
+        <w:rPr>
+          <w:i/>
+          <w:color w:val="5C5C5C"/>
+          <w:sz w:val="17"/>
+        </w:rPr>
+        <w:t>Corroboration for KJ-6, including that federal authorities have not attributed the vessel compromises.</w:t>
+      </w:r>
+    </w:p>
+    <w:p>
+      <w:pPr>
+        <w:spacing w:before="120" w:after="20"/>
+      </w:pPr>
+      <w:r>
+        <w:rPr>
+          <w:rFonts w:ascii="Calibri" w:hAnsi="Calibri"/>
+          <w:b/>
+          <w:color w:val="7A5A1E"/>
+          <w:sz w:val="15"/>
+        </w:rPr>
+        <w:t>LEGAL / REGULATORY ANALYSIS</w:t>
+        <w:br/>
+      </w:r>
+      <w:r>
+        <w:rPr>
+          <w:b/>
+          <w:color w:val="142233"/>
+          <w:sz w:val="20"/>
+        </w:rPr>
+        <w:t>Greenberg Traurig (via National Law Review) and Foley &amp; Lardner — Texas data-center permitting halt</w:t>
+      </w:r>
+    </w:p>
+    <w:p>
+      <w:pPr>
+        <w:spacing w:after="20"/>
+      </w:pPr>
+      <w:hyperlink r:id="rId25">
+        <w:r>
+          <w:rPr>
+            <w:color w:val="1F5C8C"/>
+            <w:u w:val="single"/>
+            <w:sz w:val="17"/>
+            <w:rFonts w:ascii="Consolas"/>
+          </w:rPr>
+          <w:t>natlawreview.com, foley.com, 23–25 September 2026</w:t>
+        </w:r>
+      </w:hyperlink>
+    </w:p>
+    <w:p>
+      <w:pPr>
+        <w:spacing w:after="40"/>
+      </w:pPr>
+      <w:r>
+        <w:rPr>
+          <w:i/>
+          <w:color w:val="5C5C5C"/>
+          <w:sz w:val="17"/>
+        </w:rPr>
+        <w:t>Cited for KJ-7 on the directive's scope and its relationship to the earlier Batch Zero pause.</w:t>
+      </w:r>
+    </w:p>
+    <w:p>
+      <w:pPr>
+        <w:spacing w:before="120" w:after="20"/>
+      </w:pPr>
+      <w:r>
+        <w:rPr>
+          <w:rFonts w:ascii="Calibri" w:hAnsi="Calibri"/>
+          <w:b/>
+          <w:color w:val="7A5A1E"/>
+          <w:sz w:val="15"/>
+        </w:rPr>
+        <w:t>CYBERSECURITY / VENDOR ADVISORY REPORTING</w:t>
+        <w:br/>
+      </w:r>
+      <w:r>
+        <w:rPr>
+          <w:b/>
+          <w:color w:val="142233"/>
+          <w:sz w:val="20"/>
+        </w:rPr>
+        <w:t>BleepingComputer and The Record — Kiteworks shutdown advisory</w:t>
+      </w:r>
+    </w:p>
+    <w:p>
+      <w:pPr>
+        <w:spacing w:after="20"/>
+      </w:pPr>
+      <w:hyperlink r:id="rId26">
+        <w:r>
+          <w:rPr>
+            <w:color w:val="1F5C8C"/>
+            <w:u w:val="single"/>
+            <w:sz w:val="17"/>
+            <w:rFonts w:ascii="Consolas"/>
+          </w:rPr>
+          <w:t>bleepingcomputer.com, therecord.media, 25–26 September 2026</w:t>
+        </w:r>
+      </w:hyperlink>
+    </w:p>
+    <w:p>
+      <w:pPr>
+        <w:spacing w:after="40"/>
+      </w:pPr>
+      <w:r>
+        <w:rPr>
+          <w:i/>
+          <w:color w:val="5C5C5C"/>
+          <w:sz w:val="17"/>
+        </w:rPr>
+        <w:t>Cited for KJ-8 on the six-hour window in the original customer email, the FBI's decline to comment, and the unconfirmed zero-day characterization attributed to a Kiteworks support official via Heise. Single-source for the zero-day detail.</w:t>
       </w:r>
     </w:p>
     <w:p>
@@ -3229,7 +4046,7 @@
       <w:pPr>
         <w:spacing w:after="20"/>
       </w:pPr>
-      <w:hyperlink r:id="rId19">
+      <w:hyperlink r:id="rId27">
         <w:r>
           <w:rPr>
             <w:color w:val="1F5C8C"/>

--- a/ATB Archive/2026/ATB-2026-29/ATB-2026-29_2026-09-27_YOUR_INTEGRATOR_MAY_KNOW_YOUR_OPERATION_BETTER_THAN.docx
+++ b/ATB Archive/2026/ATB-2026-29/ATB-2026-29_2026-09-27_YOUR_INTEGRATOR_MAY_KNOW_YOUR_OPERATION_BETTER_THAN.docx
@@ -2583,6 +2583,65 @@
       <w:pPr>
         <w:spacing w:after="120"/>
       </w:pPr>
+    </w:p>
+    <w:p>
+      <w:pPr>
+        <w:spacing w:after="160"/>
+      </w:pPr>
+      <w:r>
+        <w:rPr>
+          <w:rFonts w:ascii="Georgia" w:hAnsi="Georgia"/>
+          <w:b w:val="0"/>
+          <w:i w:val="0"/>
+          <w:color w:val="142233"/>
+          <w:sz w:val="21"/>
+        </w:rPr>
+        <w:t>From Warning to Decision</w:t>
+      </w:r>
+    </w:p>
+    <w:p>
+      <w:pPr>
+        <w:spacing w:before="200" w:after="120"/>
+      </w:pPr>
+      <w:r>
+        <w:rPr>
+          <w:rFonts w:ascii="Calibri" w:hAnsi="Calibri"/>
+          <w:b/>
+          <w:color w:val="142233"/>
+          <w:sz w:val="23"/>
+        </w:rPr>
+        <w:t>Test what this means for your organization.</w:t>
+      </w:r>
+    </w:p>
+    <w:p>
+      <w:pPr>
+        <w:spacing w:after="160"/>
+      </w:pPr>
+      <w:r>
+        <w:rPr>
+          <w:rFonts w:ascii="Georgia" w:hAnsi="Georgia"/>
+          <w:b w:val="0"/>
+          <w:i w:val="0"/>
+          <w:color w:val="142233"/>
+          <w:sz w:val="21"/>
+        </w:rPr>
+        <w:t>Reading the warning is one thing. Knowing whether your leadership would recognize it, decide in time, and document the call is another. Liberty CTI starts by establishing your decision environment, then tests it under pressure.</w:t>
+      </w:r>
+    </w:p>
+    <w:p>
+      <w:pPr>
+        <w:spacing w:after="160"/>
+      </w:pPr>
+      <w:r>
+        <w:rPr>
+          <w:rFonts w:ascii="Georgia" w:hAnsi="Georgia"/>
+          <w:b w:val="0"/>
+          <w:i w:val="0"/>
+          <w:color w:val="142233"/>
+          <w:sz w:val="21"/>
+        </w:rPr>
+        <w:t>EXECUTIVE INTELLIGENCE BASELINE + EXECUTIVE DECISION EXERCISE →</w:t>
+      </w:r>
     </w:p>
     <w:p>
       <w:pPr>
@@ -4194,6 +4253,36 @@
     </w:p>
     <w:p>
       <w:pPr>
+        <w:spacing w:after="160"/>
+      </w:pPr>
+      <w:r>
+        <w:rPr>
+          <w:rFonts w:ascii="Georgia" w:hAnsi="Georgia"/>
+          <w:b w:val="0"/>
+          <w:i w:val="0"/>
+          <w:color w:val="142233"/>
+          <w:sz w:val="21"/>
+        </w:rPr>
+        <w:t>Test what this means for your organization.</w:t>
+      </w:r>
+    </w:p>
+    <w:p>
+      <w:pPr>
+        <w:spacing w:after="160"/>
+      </w:pPr>
+      <w:r>
+        <w:rPr>
+          <w:rFonts w:ascii="Georgia" w:hAnsi="Georgia"/>
+          <w:b w:val="0"/>
+          <w:i w:val="0"/>
+          <w:color w:val="142233"/>
+          <w:sz w:val="21"/>
+        </w:rPr>
+        <w:t>EXECUTIVE INTELLIGENCE BASELINE + EXECUTIVE DECISION EXERCISE →</w:t>
+      </w:r>
+    </w:p>
+    <w:p>
+      <w:pPr>
         <w:spacing w:before="360"/>
         <w:jc w:val="center"/>
       </w:pPr>
